--- a/liveops/HuynhThanhNghi_LiveOps_CV.docx
+++ b/liveops/HuynhThanhNghi_LiveOps_CV.docx
@@ -114,7 +114,7 @@
             <w:sz w:val="19"/>
             <w:szCs w:val="19"/>
           </w:rPr>
-          <w:t xml:space="preserve">nghihuynh0212.github.io</w:t>
+          <w:t xml:space="preserve">nghihuynh0212.github.io/liveops</w:t>
         </w:r>
       </w:hyperlink>
       <w:r>

--- a/liveops/HuynhThanhNghi_LiveOps_CV.docx
+++ b/liveops/HuynhThanhNghi_LiveOps_CV.docx
@@ -186,58 +186,58 @@
           <w:sz w:val="20"/>
           <w:szCs w:val="20"/>
         </w:rPr>
-        <w:t xml:space="preserve">5+ years running live operations on anime-IP (ACGN) mobile F2P titles — 3 titles, 10M+ combined downloads — owning LiveOps calendars, character-driven events, gacha and store items, and backing each call with player data.</w:t>
-      </w:r>
-    </w:p>
-    <w:p>
-      <w:pPr>
-        <w:pStyle w:val="ListParagraph"/>
-        <w:numPr>
-          <w:ilvl w:val="0"/>
-          <w:numId w:val="2"/>
-        </w:numPr>
-        <w:spacing w:after="40"/>
-      </w:pPr>
-      <w:r>
-        <w:rPr>
-          <w:sz w:val="20"/>
-          <w:szCs w:val="20"/>
-        </w:rPr>
-        <w:t xml:space="preserve">Owned the LiveOps calendar end-to-end: planned a quarter ahead and re-tuned it as daily KPI data came in; a Silver Week campaign I built lifted purchases 150%.</w:t>
-      </w:r>
-    </w:p>
-    <w:p>
-      <w:pPr>
-        <w:pStyle w:val="ListParagraph"/>
-        <w:numPr>
-          <w:ilvl w:val="0"/>
-          <w:numId w:val="2"/>
-        </w:numPr>
-        <w:spacing w:after="40"/>
-      </w:pPr>
-      <w:r>
-        <w:rPr>
-          <w:sz w:val="20"/>
-          <w:szCs w:val="20"/>
-        </w:rPr>
-        <w:t xml:space="preserve">Data-anchored: segment comparisons (churned vs. retained, spenders vs. non-spenders) and post-event reviews feed straight into the next event — D30 retention 7% → 9–10%, D1 44% → 73%.</w:t>
-      </w:r>
-    </w:p>
-    <w:p>
-      <w:pPr>
-        <w:pStyle w:val="ListParagraph"/>
-        <w:numPr>
-          <w:ilvl w:val="0"/>
-          <w:numId w:val="2"/>
-        </w:numPr>
-        <w:spacing w:after="40"/>
-      </w:pPr>
-      <w:r>
-        <w:rPr>
-          <w:sz w:val="20"/>
-          <w:szCs w:val="20"/>
-        </w:rPr>
-        <w:t xml:space="preserve">Cross-functional operator: marketing &amp; SNS campaigns, Customer Support briefings, store listings on Google Play / App Store, partner webshops, and Japanese IP holders and developers.</w:t>
+        <w:t xml:space="preserve">5+ years running live operations on anime-IP (ACGN) mobile F2P titles — 3 titles, 10M+ combined downloads — owning LiveOps calendars, character-driven events and gacha, and backing each call with player data.</w:t>
+      </w:r>
+    </w:p>
+    <w:p>
+      <w:pPr>
+        <w:pStyle w:val="ListParagraph"/>
+        <w:numPr>
+          <w:ilvl w:val="0"/>
+          <w:numId w:val="2"/>
+        </w:numPr>
+        <w:spacing w:after="40"/>
+      </w:pPr>
+      <w:r>
+        <w:rPr>
+          <w:sz w:val="20"/>
+          <w:szCs w:val="20"/>
+        </w:rPr>
+        <w:t xml:space="preserve">End-to-end LiveOps calendar ownership, from quarterly planning to post-event review and iteration.</w:t>
+      </w:r>
+    </w:p>
+    <w:p>
+      <w:pPr>
+        <w:pStyle w:val="ListParagraph"/>
+        <w:numPr>
+          <w:ilvl w:val="0"/>
+          <w:numId w:val="2"/>
+        </w:numPr>
+        <w:spacing w:after="40"/>
+      </w:pPr>
+      <w:r>
+        <w:rPr>
+          <w:sz w:val="20"/>
+          <w:szCs w:val="20"/>
+        </w:rPr>
+        <w:t xml:space="preserve">Data-anchored decisions across retention, monetization and event design — e.g. D30 retention 7% → 9–10%.</w:t>
+      </w:r>
+    </w:p>
+    <w:p>
+      <w:pPr>
+        <w:pStyle w:val="ListParagraph"/>
+        <w:numPr>
+          <w:ilvl w:val="0"/>
+          <w:numId w:val="2"/>
+        </w:numPr>
+        <w:spacing w:after="40"/>
+      </w:pPr>
+      <w:r>
+        <w:rPr>
+          <w:sz w:val="20"/>
+          <w:szCs w:val="20"/>
+        </w:rPr>
+        <w:t xml:space="preserve">Cross-functional work with marketing, Customer Support, store platforms, IP holders and developers.</w:t>
       </w:r>
     </w:p>
     <w:p>
@@ -341,59 +341,7 @@
           <w:sz w:val="20"/>
           <w:szCs w:val="20"/>
         </w:rPr>
-        <w:t xml:space="preserve">Planned the operation calendar a quarter ahead — story, ranking, login-bonus, birthday, anniversary and collab events, plus gacha and packs — and re-tuned it as daily KPI and player data came in; plans approved by the Japan office’s Chief of Production.</w:t>
-      </w:r>
-    </w:p>
-    <w:p>
-      <w:pPr>
-        <w:pStyle w:val="ListParagraph"/>
-        <w:numPr>
-          <w:ilvl w:val="0"/>
-          <w:numId w:val="2"/>
-        </w:numPr>
-        <w:spacing w:after="40"/>
-      </w:pPr>
-      <w:r>
-        <w:rPr>
-          <w:b/>
-          <w:bCs/>
-          <w:sz w:val="20"/>
-          <w:szCs w:val="20"/>
-        </w:rPr>
-        <w:t xml:space="preserve">Holiday campaign: </w:t>
-      </w:r>
-      <w:r>
-        <w:rPr>
-          <w:sz w:val="20"/>
-          <w:szCs w:val="20"/>
-        </w:rPr>
-        <w:t xml:space="preserve">Spotted the 5-day Silver Week holiday ahead of time and built a short campaign for it (special PvE event, packs, login bonuses) to keep players engaged — purchases rose 150% vs. the same period before.</w:t>
-      </w:r>
-    </w:p>
-    <w:p>
-      <w:pPr>
-        <w:pStyle w:val="ListParagraph"/>
-        <w:numPr>
-          <w:ilvl w:val="0"/>
-          <w:numId w:val="2"/>
-        </w:numPr>
-        <w:spacing w:after="40"/>
-      </w:pPr>
-      <w:r>
-        <w:rPr>
-          <w:b/>
-          <w:bCs/>
-          <w:sz w:val="20"/>
-          <w:szCs w:val="20"/>
-        </w:rPr>
-        <w:t xml:space="preserve">Fixing a weak event: </w:t>
-      </w:r>
-      <w:r>
-        <w:rPr>
-          <w:sz w:val="20"/>
-          <w:szCs w:val="20"/>
-        </w:rPr>
-        <w:t xml:space="preserve">A 1-day event with only login bonuses, missions and an exchange shop faded fast. I added a short 1-day ranking that pushed players to speed up their training — activity, spending and resource use all rose.</w:t>
+        <w:t xml:space="preserve">Plan the operation calendar a quarter ahead — events, gacha, packs and campaigns — and adjust it as daily KPIs move; e.g. a Silver Week holiday campaign lifted purchases 150%.</w:t>
       </w:r>
     </w:p>
     <w:p>
@@ -419,85 +367,59 @@
           <w:sz w:val="20"/>
           <w:szCs w:val="20"/>
         </w:rPr>
-        <w:t xml:space="preserve">Players are IP fans who spend most on their oshi (favorite character). I schedule banners around birthdays and holidays, put the most popular characters on the days I want to push hardest, and rotate character types — the title holds the highest paying-user ratio of any enish title.</w:t>
-      </w:r>
-    </w:p>
-    <w:p>
-      <w:pPr>
-        <w:pStyle w:val="ListParagraph"/>
-        <w:numPr>
-          <w:ilvl w:val="0"/>
-          <w:numId w:val="2"/>
-        </w:numPr>
-        <w:spacing w:after="40"/>
-      </w:pPr>
-      <w:r>
-        <w:rPr>
-          <w:b/>
-          <w:bCs/>
-          <w:sz w:val="20"/>
-          <w:szCs w:val="20"/>
-        </w:rPr>
-        <w:t xml:space="preserve">Retention intervention: </w:t>
-      </w:r>
-      <w:r>
-        <w:rPr>
-          <w:sz w:val="20"/>
-          <w:szCs w:val="20"/>
-        </w:rPr>
-        <w:t xml:space="preserve">Compared players who churned around day 30 with those who stayed and traced it to late-game RNG that made training and purchases feel meaningless; rebalanced RNG to matter most in evenly matched races and ran win-back campaigns — D30 rose from 7% to 9–10% (target 10–15%).</w:t>
-      </w:r>
-    </w:p>
-    <w:p>
-      <w:pPr>
-        <w:pStyle w:val="ListParagraph"/>
-        <w:numPr>
-          <w:ilvl w:val="0"/>
-          <w:numId w:val="2"/>
-        </w:numPr>
-        <w:spacing w:after="40"/>
-      </w:pPr>
-      <w:r>
-        <w:rPr>
-          <w:b/>
-          <w:bCs/>
-          <w:sz w:val="20"/>
-          <w:szCs w:val="20"/>
-        </w:rPr>
-        <w:t xml:space="preserve">Event reviews: </w:t>
-      </w:r>
-      <w:r>
-        <w:rPr>
-          <w:sz w:val="20"/>
-          <w:szCs w:val="20"/>
-        </w:rPr>
-        <w:t xml:space="preserve">After every event I review participation and completion, revenue vs. the previous similar event, best-selling packs and price points, DAU, and CS / review / SNS feedback; findings are prioritized and fixed in the next event (e.g. missions too hard to finish in time → lower difficulty next round).</w:t>
-      </w:r>
-    </w:p>
-    <w:p>
-      <w:pPr>
-        <w:pStyle w:val="ListParagraph"/>
-        <w:numPr>
-          <w:ilvl w:val="0"/>
-          <w:numId w:val="2"/>
-        </w:numPr>
-        <w:spacing w:after="40"/>
-      </w:pPr>
-      <w:r>
-        <w:rPr>
-          <w:b/>
-          <w:bCs/>
-          <w:sz w:val="20"/>
-          <w:szCs w:val="20"/>
-        </w:rPr>
-        <w:t xml:space="preserve">Proposals &amp; benchmarks: </w:t>
-      </w:r>
-      <w:r>
-        <w:rPr>
-          <w:sz w:val="20"/>
-          <w:szCs w:val="20"/>
-        </w:rPr>
-        <w:t xml:space="preserve">Each proposal carries one recommended plan backed by detailed data, plus alternatives with pros and cons and the reason for the pick; benchmarked Umamusume: Pretty Derby and Blue Lock: Project World Champion schedules.</w:t>
+        <w:t xml:space="preserve">Schedule banners and events around fans’ favorite characters, birthdays and holidays — the title holds the highest paying-user ratio of any enish title.</w:t>
+      </w:r>
+    </w:p>
+    <w:p>
+      <w:pPr>
+        <w:pStyle w:val="ListParagraph"/>
+        <w:numPr>
+          <w:ilvl w:val="0"/>
+          <w:numId w:val="2"/>
+        </w:numPr>
+        <w:spacing w:after="40"/>
+      </w:pPr>
+      <w:r>
+        <w:rPr>
+          <w:b/>
+          <w:bCs/>
+          <w:sz w:val="20"/>
+          <w:szCs w:val="20"/>
+        </w:rPr>
+        <w:t xml:space="preserve">Data &amp; retention: </w:t>
+      </w:r>
+      <w:r>
+        <w:rPr>
+          <w:sz w:val="20"/>
+          <w:szCs w:val="20"/>
+        </w:rPr>
+        <w:t xml:space="preserve">Compare player segments and review every event’s results, then fix issues in the next one; e.g. traced a D30 drop to late-game RNG and rebalanced it with win-back campaigns (7% → 9–10%).</w:t>
+      </w:r>
+    </w:p>
+    <w:p>
+      <w:pPr>
+        <w:pStyle w:val="ListParagraph"/>
+        <w:numPr>
+          <w:ilvl w:val="0"/>
+          <w:numId w:val="2"/>
+        </w:numPr>
+        <w:spacing w:after="40"/>
+      </w:pPr>
+      <w:r>
+        <w:rPr>
+          <w:b/>
+          <w:bCs/>
+          <w:sz w:val="20"/>
+          <w:szCs w:val="20"/>
+        </w:rPr>
+        <w:t xml:space="preserve">Proposals: </w:t>
+      </w:r>
+      <w:r>
+        <w:rPr>
+          <w:sz w:val="20"/>
+          <w:szCs w:val="20"/>
+        </w:rPr>
+        <w:t xml:space="preserve">Propose events as a recommended plan backed by data plus alternatives, benchmarked against leading ACGN titles.</w:t>
       </w:r>
     </w:p>
     <w:p>
@@ -523,85 +445,59 @@
           <w:sz w:val="20"/>
           <w:szCs w:val="20"/>
         </w:rPr>
-        <w:t xml:space="preserve">Decided which packs and items to sell and at what price, and registered them on Google Play Console and the App Store; worked with partners (Game8, AnimateGo) to set up webshops for those packs.</w:t>
-      </w:r>
-    </w:p>
-    <w:p>
-      <w:pPr>
-        <w:pStyle w:val="ListParagraph"/>
-        <w:numPr>
-          <w:ilvl w:val="0"/>
-          <w:numId w:val="2"/>
-        </w:numPr>
-        <w:spacing w:after="40"/>
-      </w:pPr>
-      <w:r>
-        <w:rPr>
-          <w:b/>
-          <w:bCs/>
-          <w:sz w:val="20"/>
-          <w:szCs w:val="20"/>
-        </w:rPr>
-        <w:t xml:space="preserve">Marketing, CS &amp; IP: </w:t>
-      </w:r>
-      <w:r>
-        <w:rPr>
-          <w:sz w:val="20"/>
-          <w:szCs w:val="20"/>
-        </w:rPr>
-        <w:t xml:space="preserve">Planned SNS campaigns with marketing alongside in-game campaigns; briefed Customer Support on approved plans under a no-spoiler rule; handled IP-holder approvals for promotions and image rights.</w:t>
-      </w:r>
-    </w:p>
-    <w:p>
-      <w:pPr>
-        <w:pStyle w:val="ListParagraph"/>
-        <w:numPr>
-          <w:ilvl w:val="0"/>
-          <w:numId w:val="2"/>
-        </w:numPr>
-        <w:spacing w:after="40"/>
-      </w:pPr>
-      <w:r>
-        <w:rPr>
-          <w:b/>
-          <w:bCs/>
-          <w:sz w:val="20"/>
-          <w:szCs w:val="20"/>
-        </w:rPr>
-        <w:t xml:space="preserve">Player requests → features: </w:t>
-      </w:r>
-      <w:r>
-        <w:rPr>
-          <w:sz w:val="20"/>
-          <w:szCs w:val="20"/>
-        </w:rPr>
-        <w:t xml:space="preserve">Players asked for returning-player rewards: I used AI agents to research how other games do it, list options, check what already existed and draft specs — reviewing and deciding at every step.</w:t>
-      </w:r>
-    </w:p>
-    <w:p>
-      <w:pPr>
-        <w:pStyle w:val="ListParagraph"/>
-        <w:numPr>
-          <w:ilvl w:val="0"/>
-          <w:numId w:val="2"/>
-        </w:numPr>
-        <w:spacing w:after="40"/>
-      </w:pPr>
-      <w:r>
-        <w:rPr>
-          <w:b/>
-          <w:bCs/>
-          <w:sz w:val="20"/>
-          <w:szCs w:val="20"/>
-        </w:rPr>
-        <w:t xml:space="preserve">Launch &amp; team: </w:t>
-      </w:r>
-      <w:r>
-        <w:rPr>
-          <w:sz w:val="20"/>
-          <w:szCs w:val="20"/>
-        </w:rPr>
-        <w:t xml:space="preserve">Cut the training cycle by two-thirds between test plays — D1 retention rose from 44% to 73%. Led 8 designers in a 26-person team with sprint planning, stand-ups and retros.</w:t>
+        <w:t xml:space="preserve">Set pack lineups and pricing, register them on Google Play and the App Store, and run partner webshops.</w:t>
+      </w:r>
+    </w:p>
+    <w:p>
+      <w:pPr>
+        <w:pStyle w:val="ListParagraph"/>
+        <w:numPr>
+          <w:ilvl w:val="0"/>
+          <w:numId w:val="2"/>
+        </w:numPr>
+        <w:spacing w:after="40"/>
+      </w:pPr>
+      <w:r>
+        <w:rPr>
+          <w:b/>
+          <w:bCs/>
+          <w:sz w:val="20"/>
+          <w:szCs w:val="20"/>
+        </w:rPr>
+        <w:t xml:space="preserve">Cross-functional: </w:t>
+      </w:r>
+      <w:r>
+        <w:rPr>
+          <w:sz w:val="20"/>
+          <w:szCs w:val="20"/>
+        </w:rPr>
+        <w:t xml:space="preserve">Coordinate SNS campaigns with marketing, brief Customer Support before releases, and manage IP-holder approvals.</w:t>
+      </w:r>
+    </w:p>
+    <w:p>
+      <w:pPr>
+        <w:pStyle w:val="ListParagraph"/>
+        <w:numPr>
+          <w:ilvl w:val="0"/>
+          <w:numId w:val="2"/>
+        </w:numPr>
+        <w:spacing w:after="40"/>
+      </w:pPr>
+      <w:r>
+        <w:rPr>
+          <w:b/>
+          <w:bCs/>
+          <w:sz w:val="20"/>
+          <w:szCs w:val="20"/>
+        </w:rPr>
+        <w:t xml:space="preserve">Team &amp; tools: </w:t>
+      </w:r>
+      <w:r>
+        <w:rPr>
+          <w:sz w:val="20"/>
+          <w:szCs w:val="20"/>
+        </w:rPr>
+        <w:t xml:space="preserve">Lead 8 designers in a 26-person team; build AI agents for QA, master data and turning player requests into specs.</w:t>
       </w:r>
     </w:p>
     <w:p>
@@ -660,41 +556,24 @@
           <w:sz w:val="20"/>
           <w:szCs w:val="20"/>
         </w:rPr>
-        <w:t xml:space="preserve">Owned the competitive modes (ranked PvP and GvG) from GDD to launch and seasonal tuning — ranked seasons running continuously since 12/2024.</w:t>
-      </w:r>
-    </w:p>
-    <w:p>
-      <w:pPr>
-        <w:pStyle w:val="ListParagraph"/>
-        <w:numPr>
-          <w:ilvl w:val="0"/>
-          <w:numId w:val="2"/>
-        </w:numPr>
-        <w:spacing w:after="40"/>
-      </w:pPr>
-      <w:r>
-        <w:rPr>
-          <w:sz w:val="20"/>
-          <w:szCs w:val="20"/>
-        </w:rPr>
-        <w:t xml:space="preserve">Designed 60+ stages plus monsters, bosses and character skills, all shipped on schedule; placed and managed the art, sound and voice orders for each.</w:t>
-      </w:r>
-    </w:p>
-    <w:p>
-      <w:pPr>
-        <w:pStyle w:val="ListParagraph"/>
-        <w:numPr>
-          <w:ilvl w:val="0"/>
-          <w:numId w:val="2"/>
-        </w:numPr>
-        <w:spacing w:after="40"/>
-      </w:pPr>
-      <w:r>
-        <w:rPr>
-          <w:sz w:val="20"/>
-          <w:szCs w:val="20"/>
-        </w:rPr>
-        <w:t xml:space="preserve">Primary JP–VN liaison across the project lifecycle; trained new designers in both offices.</w:t>
+        <w:t xml:space="preserve">Owned the ranked PvP and GvG seasons from design to live tuning — running continuously since 12/2024.</w:t>
+      </w:r>
+    </w:p>
+    <w:p>
+      <w:pPr>
+        <w:pStyle w:val="ListParagraph"/>
+        <w:numPr>
+          <w:ilvl w:val="0"/>
+          <w:numId w:val="2"/>
+        </w:numPr>
+        <w:spacing w:after="40"/>
+      </w:pPr>
+      <w:r>
+        <w:rPr>
+          <w:sz w:val="20"/>
+          <w:szCs w:val="20"/>
+        </w:rPr>
+        <w:t xml:space="preserve">Designed stages, bosses and character skills on schedule; primary JP–VN liaison across the project.</w:t>
       </w:r>
     </w:p>
     <w:p>
@@ -727,75 +606,24 @@
           <w:sz w:val="20"/>
           <w:szCs w:val="20"/>
         </w:rPr>
-        <w:t xml:space="preserve">Led the 4-person Vietnam team running the full LiveOps pipeline: event puzzles, character gacha, campaigns, SNS and push notifications.</w:t>
-      </w:r>
-    </w:p>
-    <w:p>
-      <w:pPr>
-        <w:pStyle w:val="ListParagraph"/>
-        <w:numPr>
-          <w:ilvl w:val="0"/>
-          <w:numId w:val="2"/>
-        </w:numPr>
-        <w:spacing w:after="40"/>
-      </w:pPr>
-      <w:r>
-        <w:rPr>
-          <w:sz w:val="20"/>
-          <w:szCs w:val="20"/>
-        </w:rPr>
-        <w:t xml:space="preserve">Held a two-week event and quarterly feature cadence for 13 months with no missed release dates; staggered production so two events were always in flight.</w:t>
-      </w:r>
-    </w:p>
-    <w:p>
-      <w:pPr>
-        <w:pStyle w:val="ListParagraph"/>
-        <w:numPr>
-          <w:ilvl w:val="0"/>
-          <w:numId w:val="2"/>
-        </w:numPr>
-        <w:spacing w:after="40"/>
-      </w:pPr>
-      <w:r>
-        <w:rPr>
-          <w:sz w:val="20"/>
-          <w:szCs w:val="20"/>
-        </w:rPr>
-        <w:t xml:space="preserve">Set each event's difficulty from the previous event's data (clear rate, completion, DAU, ARPPU); wrote official release notes in Japanese.</w:t>
-      </w:r>
-    </w:p>
-    <w:p>
-      <w:pPr>
-        <w:pStyle w:val="ListParagraph"/>
-        <w:numPr>
-          <w:ilvl w:val="0"/>
-          <w:numId w:val="2"/>
-        </w:numPr>
-        <w:spacing w:after="40"/>
-      </w:pPr>
-      <w:r>
-        <w:rPr>
-          <w:sz w:val="20"/>
-          <w:szCs w:val="20"/>
-        </w:rPr>
-        <w:t xml:space="preserve">Planned character gacha under the IP holder’s rule that every banner features all five sisters, so no fanbase felt favored.</w:t>
-      </w:r>
-    </w:p>
-    <w:p>
-      <w:pPr>
-        <w:pStyle w:val="ListParagraph"/>
-        <w:numPr>
-          <w:ilvl w:val="0"/>
-          <w:numId w:val="2"/>
-        </w:numPr>
-        <w:spacing w:after="40"/>
-      </w:pPr>
-      <w:r>
-        <w:rPr>
-          <w:sz w:val="20"/>
-          <w:szCs w:val="20"/>
-        </w:rPr>
-        <w:t xml:space="preserve">Worked on the "Cooking Raiha" idle system, which gave event materials a use so lapsed players had a reason to return — it drew a strong positive reaction on social media.</w:t>
+        <w:t xml:space="preserve">Led the 4-person Vietnam team running the full LiveOps pipeline: events, character gacha, campaigns, SNS and push notifications.</w:t>
+      </w:r>
+    </w:p>
+    <w:p>
+      <w:pPr>
+        <w:pStyle w:val="ListParagraph"/>
+        <w:numPr>
+          <w:ilvl w:val="0"/>
+          <w:numId w:val="2"/>
+        </w:numPr>
+        <w:spacing w:after="40"/>
+      </w:pPr>
+      <w:r>
+        <w:rPr>
+          <w:sz w:val="20"/>
+          <w:szCs w:val="20"/>
+        </w:rPr>
+        <w:t xml:space="preserve">Held a two-week event and quarterly feature cadence for 13 months with no missed release dates, tuning each event from the last one’s data.</w:t>
       </w:r>
     </w:p>
     <w:p>
@@ -840,7 +668,7 @@
           <w:sz w:val="20"/>
           <w:szCs w:val="20"/>
         </w:rPr>
-        <w:t xml:space="preserve">quarterly LiveOps calendars · holiday &amp; seasonal campaigns · character-driven events &amp; gacha · IAP pack design · retention &amp; win-back campaigns · event proposals with a recommended option</w:t>
+        <w:t xml:space="preserve">LiveOps calendars · seasonal campaigns · character-driven events &amp; gacha · IAP packs · retention campaigns</w:t>
       </w:r>
     </w:p>
     <w:p>
@@ -866,7 +694,7 @@
           <w:sz w:val="20"/>
           <w:szCs w:val="20"/>
         </w:rPr>
-        <w:t xml:space="preserve">KPI analysis (DAU, ARPPU, D1/D7/D30 retention) · segment comparison (churned vs. retained, spenders vs. non-spenders) · post-event reviews · competitive benchmarking</w:t>
+        <w:t xml:space="preserve">KPI analysis (DAU, ARPPU, retention) · player segmentation · post-event reviews · competitive benchmarking</w:t>
       </w:r>
     </w:p>
     <w:p>
@@ -892,7 +720,7 @@
           <w:sz w:val="20"/>
           <w:szCs w:val="20"/>
         </w:rPr>
-        <w:t xml:space="preserve">marketing &amp; SNS campaigns · CS briefings · pack pricing &amp; store registration (Google Play Console, App Store) · partner webshops (Game8, AnimateGo) · IP holder &amp; developer relations</w:t>
+        <w:t xml:space="preserve">marketing &amp; SNS · Customer Support · store &amp; webshop · IP holder &amp; developer relations</w:t>
       </w:r>
     </w:p>
     <w:p>
